--- a/Documents/Java 1 - Bonus Exercises.docx
+++ b/Documents/Java 1 - Bonus Exercises.docx
@@ -12388,13 +12388,13 @@
 </file>
 
 <file path=customXml/itemProps2.xml><?xml version="1.0" encoding="utf-8"?>
-<ds:datastoreItem xmlns:ds="http://schemas.openxmlformats.org/officeDocument/2006/customXml" ds:itemID="{399A0A83-4654-40EF-9CC0-A295526B5B13}"/>
+<ds:datastoreItem xmlns:ds="http://schemas.openxmlformats.org/officeDocument/2006/customXml" ds:itemID="{0A45117F-560C-479C-A354-D29B7CD509C5}"/>
 </file>
 
 <file path=customXml/itemProps3.xml><?xml version="1.0" encoding="utf-8"?>
-<ds:datastoreItem xmlns:ds="http://schemas.openxmlformats.org/officeDocument/2006/customXml" ds:itemID="{8827CCE3-5975-4BA4-A33A-00B98413E7C7}"/>
+<ds:datastoreItem xmlns:ds="http://schemas.openxmlformats.org/officeDocument/2006/customXml" ds:itemID="{83F6B3F7-7D1A-43BC-B78C-5984E719DCF9}"/>
 </file>
 
 <file path=customXml/itemProps4.xml><?xml version="1.0" encoding="utf-8"?>
-<ds:datastoreItem xmlns:ds="http://schemas.openxmlformats.org/officeDocument/2006/customXml" ds:itemID="{33389968-6263-4BC8-9C2B-54531226923E}"/>
+<ds:datastoreItem xmlns:ds="http://schemas.openxmlformats.org/officeDocument/2006/customXml" ds:itemID="{D72C4A81-55F1-4311-8239-8EBFEAEF8734}"/>
 </file>